--- a/ข้อมูลในแผ่น CD เล่มโครงงานสกิจศึกษา.docx
+++ b/ข้อมูลในแผ่น CD เล่มโครงงานสกิจศึกษา.docx
@@ -1,13 +1,13 @@
 
 <file path=word/document.xml><?xml version="1.0" encoding="utf-8"?>
-<w:document xmlns:wpc="http://schemas.microsoft.com/office/word/2010/wordprocessingCanvas" xmlns:cx="http://schemas.microsoft.com/office/drawing/2014/chartex" xmlns:cx1="http://schemas.microsoft.com/office/drawing/2015/9/8/chartex" xmlns:cx2="http://schemas.microsoft.com/office/drawing/2015/10/21/chartex" xmlns:cx3="http://schemas.microsoft.com/office/drawing/2016/5/9/chartex" xmlns:cx4="http://schemas.microsoft.com/office/drawing/2016/5/10/chartex" xmlns:cx5="http://schemas.microsoft.com/office/drawing/2016/5/11/chartex" xmlns:cx6="http://schemas.microsoft.com/office/drawing/2016/5/12/chartex" xmlns:cx7="http://schemas.microsoft.com/office/drawing/2016/5/13/chartex" xmlns:cx8="http://schemas.microsoft.com/office/drawing/2016/5/14/chartex" xmlns:mc="http://schemas.openxmlformats.org/markup-compatibility/2006" xmlns:aink="http://schemas.microsoft.com/office/drawing/2016/ink" xmlns:am3d="http://schemas.microsoft.com/office/drawing/2017/model3d" xmlns:o="urn:schemas-microsoft-com:office:office" xmlns:r="http://schemas.openxmlformats.org/officeDocument/2006/relationships" xmlns:m="http://schemas.openxmlformats.org/officeDocument/2006/math" xmlns:v="urn:schemas-microsoft-com:vml" xmlns:wp14="http://schemas.microsoft.com/office/word/2010/wordprocessingDrawing" xmlns:wp="http://schemas.openxmlformats.org/drawingml/2006/wordprocessingDrawing" xmlns:w10="urn:schemas-microsoft-com:office:word" xmlns:w="http://schemas.openxmlformats.org/wordprocessingml/2006/main" xmlns:w14="http://schemas.microsoft.com/office/word/2010/wordml" xmlns:w15="http://schemas.microsoft.com/office/word/2012/wordml" xmlns:w16cex="http://schemas.microsoft.com/office/word/2018/wordml/cex" xmlns:w16cid="http://schemas.microsoft.com/office/word/2016/wordml/cid" xmlns:w16="http://schemas.microsoft.com/office/word/2018/wordml" xmlns:w16sdtdh="http://schemas.microsoft.com/office/word/2020/wordml/sdtdatahash" xmlns:w16se="http://schemas.microsoft.com/office/word/2015/wordml/symex" xmlns:wpg="http://schemas.microsoft.com/office/word/2010/wordprocessingGroup" xmlns:wpi="http://schemas.microsoft.com/office/word/2010/wordprocessingInk" xmlns:wne="http://schemas.microsoft.com/office/word/2006/wordml" xmlns:wps="http://schemas.microsoft.com/office/word/2010/wordprocessingShape" mc:Ignorable="w14 w15 w16se w16cid w16 w16cex w16sdtdh wp14">
+<w:document xmlns:wpc="http://schemas.microsoft.com/office/word/2010/wordprocessingCanvas" xmlns:cx="http://schemas.microsoft.com/office/drawing/2014/chartex" xmlns:cx1="http://schemas.microsoft.com/office/drawing/2015/9/8/chartex" xmlns:cx2="http://schemas.microsoft.com/office/drawing/2015/10/21/chartex" xmlns:cx3="http://schemas.microsoft.com/office/drawing/2016/5/9/chartex" xmlns:cx4="http://schemas.microsoft.com/office/drawing/2016/5/10/chartex" xmlns:cx5="http://schemas.microsoft.com/office/drawing/2016/5/11/chartex" xmlns:cx6="http://schemas.microsoft.com/office/drawing/2016/5/12/chartex" xmlns:cx7="http://schemas.microsoft.com/office/drawing/2016/5/13/chartex" xmlns:cx8="http://schemas.microsoft.com/office/drawing/2016/5/14/chartex" xmlns:mc="http://schemas.openxmlformats.org/markup-compatibility/2006" xmlns:aink="http://schemas.microsoft.com/office/drawing/2016/ink" xmlns:am3d="http://schemas.microsoft.com/office/drawing/2017/model3d" xmlns:o="urn:schemas-microsoft-com:office:office" xmlns:oel="http://schemas.microsoft.com/office/2019/extlst" xmlns:r="http://schemas.openxmlformats.org/officeDocument/2006/relationships" xmlns:m="http://schemas.openxmlformats.org/officeDocument/2006/math" xmlns:v="urn:schemas-microsoft-com:vml" xmlns:wp14="http://schemas.microsoft.com/office/word/2010/wordprocessingDrawing" xmlns:wp="http://schemas.openxmlformats.org/drawingml/2006/wordprocessingDrawing" xmlns:w10="urn:schemas-microsoft-com:office:word" xmlns:w="http://schemas.openxmlformats.org/wordprocessingml/2006/main" xmlns:w14="http://schemas.microsoft.com/office/word/2010/wordml" xmlns:w15="http://schemas.microsoft.com/office/word/2012/wordml" xmlns:w16cex="http://schemas.microsoft.com/office/word/2018/wordml/cex" xmlns:w16cid="http://schemas.microsoft.com/office/word/2016/wordml/cid" xmlns:w16="http://schemas.microsoft.com/office/word/2018/wordml" xmlns:w16du="http://schemas.microsoft.com/office/word/2023/wordml/word16du" xmlns:w16sdtdh="http://schemas.microsoft.com/office/word/2020/wordml/sdtdatahash" xmlns:w16sdtfl="http://schemas.microsoft.com/office/word/2024/wordml/sdtformatlock" xmlns:w16se="http://schemas.microsoft.com/office/word/2015/wordml/symex" xmlns:wpg="http://schemas.microsoft.com/office/word/2010/wordprocessingGroup" xmlns:wpi="http://schemas.microsoft.com/office/word/2010/wordprocessingInk" xmlns:wne="http://schemas.microsoft.com/office/word/2006/wordml" xmlns:wps="http://schemas.microsoft.com/office/word/2010/wordprocessingShape" mc:Ignorable="w14 w15 w16se w16cid w16 w16cex w16sdtdh w16sdtfl w16du wp14">
   <w:body>
     <w:p>
       <w:pPr>
         <w:spacing w:after="0" w:line="240" w:lineRule="auto"/>
         <w:jc w:val="center"/>
         <w:rPr>
-          <w:rFonts w:ascii="TH SarabunPSK" w:hAnsi="TH SarabunPSK" w:cs="TH SarabunPSK" w:hint="cs"/>
+          <w:rFonts w:ascii="TH SarabunPSK" w:hAnsi="TH SarabunPSK" w:cs="TH SarabunPSK"/>
           <w:b/>
           <w:bCs/>
           <w:sz w:val="32"/>
@@ -134,7 +134,7 @@
     </w:p>
     <w:tbl>
       <w:tblPr>
-        <w:tblStyle w:val="TableGrid"/>
+        <w:tblStyle w:val="a4"/>
         <w:tblW w:w="8647" w:type="dxa"/>
         <w:tblInd w:w="-5" w:type="dxa"/>
         <w:tblLook w:val="04A0" w:firstRow="1" w:lastRow="0" w:firstColumn="1" w:lastColumn="0" w:noHBand="0" w:noVBand="1"/>
@@ -1343,7 +1343,7 @@
     </w:p>
     <w:p>
       <w:pPr>
-        <w:pStyle w:val="ListParagraph"/>
+        <w:pStyle w:val="a3"/>
         <w:numPr>
           <w:ilvl w:val="0"/>
           <w:numId w:val="1"/>
@@ -1378,7 +1378,7 @@
     </w:p>
     <w:tbl>
       <w:tblPr>
-        <w:tblStyle w:val="TableGrid"/>
+        <w:tblStyle w:val="a4"/>
         <w:tblW w:w="8647" w:type="dxa"/>
         <w:tblInd w:w="-5" w:type="dxa"/>
         <w:tblLook w:val="04A0" w:firstRow="1" w:lastRow="0" w:firstColumn="1" w:lastColumn="0" w:noHBand="0" w:noVBand="1"/>
@@ -2226,7 +2226,7 @@
     </w:p>
     <w:p>
       <w:pPr>
-        <w:pStyle w:val="ListParagraph"/>
+        <w:pStyle w:val="a3"/>
         <w:numPr>
           <w:ilvl w:val="0"/>
           <w:numId w:val="1"/>
@@ -2269,7 +2269,7 @@
     </w:p>
     <w:tbl>
       <w:tblPr>
-        <w:tblStyle w:val="TableGrid"/>
+        <w:tblStyle w:val="a4"/>
         <w:tblW w:w="8647" w:type="dxa"/>
         <w:tblInd w:w="-5" w:type="dxa"/>
         <w:tblLook w:val="04A0" w:firstRow="1" w:lastRow="0" w:firstColumn="1" w:lastColumn="0" w:noHBand="0" w:noVBand="1"/>
@@ -3113,7 +3113,7 @@
     </w:p>
     <w:p>
       <w:pPr>
-        <w:pStyle w:val="ListParagraph"/>
+        <w:pStyle w:val="a3"/>
         <w:numPr>
           <w:ilvl w:val="0"/>
           <w:numId w:val="1"/>
@@ -3154,7 +3154,7 @@
     </w:p>
     <w:tbl>
       <w:tblPr>
-        <w:tblStyle w:val="TableGrid"/>
+        <w:tblStyle w:val="a4"/>
         <w:tblW w:w="8642" w:type="dxa"/>
         <w:tblLook w:val="04A0" w:firstRow="1" w:lastRow="0" w:firstColumn="1" w:lastColumn="0" w:noHBand="0" w:noVBand="1"/>
       </w:tblPr>
@@ -3430,7 +3430,7 @@
     </w:p>
     <w:p>
       <w:pPr>
-        <w:pStyle w:val="ListParagraph"/>
+        <w:pStyle w:val="a3"/>
         <w:numPr>
           <w:ilvl w:val="0"/>
           <w:numId w:val="1"/>
@@ -3472,7 +3472,7 @@
     </w:p>
     <w:tbl>
       <w:tblPr>
-        <w:tblStyle w:val="TableGrid"/>
+        <w:tblStyle w:val="a4"/>
         <w:tblW w:w="8630" w:type="dxa"/>
         <w:tblLook w:val="04A0" w:firstRow="1" w:lastRow="0" w:firstColumn="1" w:lastColumn="0" w:noHBand="0" w:noVBand="1"/>
       </w:tblPr>
@@ -4039,80 +4039,17 @@
                           </w:p>
                           <w:p>
                             <w:pPr>
-                              <w:pStyle w:val="ListParagraph"/>
-                              <w:numPr>
-                                <w:ilvl w:val="0"/>
-                                <w:numId w:val="2"/>
-                              </w:numPr>
+                              <w:pStyle w:val="a3"/>
                               <w:spacing w:after="0"/>
-                              <w:ind w:left="284" w:hanging="284"/>
+                              <w:ind w:left="284"/>
                               <w:jc w:val="thaiDistribute"/>
                               <w:rPr>
-                                <w:rFonts w:ascii="TH SarabunPSK" w:hAnsi="TH SarabunPSK" w:cs="TH SarabunPSK"/>
+                                <w:rFonts w:ascii="TH SarabunPSK" w:hAnsi="TH SarabunPSK" w:cs="TH SarabunPSK" w:hint="cs"/>
                                 <w:sz w:val="32"/>
                                 <w:szCs w:val="32"/>
                               </w:rPr>
                             </w:pPr>
-                            <w:r>
-                              <w:rPr>
-                                <w:rFonts w:ascii="TH SarabunPSK" w:hAnsi="TH SarabunPSK" w:cs="TH SarabunPSK"/>
-                                <w:sz w:val="32"/>
-                                <w:szCs w:val="32"/>
-                                <w:cs/>
-                              </w:rPr>
-                              <w:t>ติดตั้งโปรแกรม</w:t>
-                            </w:r>
-                            <w:r>
-                              <w:rPr>
-                                <w:rFonts w:ascii="TH SarabunPSK" w:hAnsi="TH SarabunPSK" w:cs="TH SarabunPSK"/>
-                                <w:sz w:val="32"/>
-                                <w:szCs w:val="40"/>
-                                <w:cs/>
-                              </w:rPr>
-                              <w:t xml:space="preserve"> </w:t>
-                            </w:r>
-                            <w:r>
-                              <w:rPr>
-                                <w:rFonts w:ascii="TH SarabunPSK" w:hAnsi="TH SarabunPSK" w:cs="TH SarabunPSK"/>
-                                <w:sz w:val="32"/>
-                                <w:szCs w:val="40"/>
-                              </w:rPr>
-                              <w:t>XAMPP</w:t>
-                            </w:r>
-                            <w:r>
-                              <w:rPr>
-                                <w:rFonts w:ascii="TH SarabunPSK" w:hAnsi="TH SarabunPSK" w:cs="TH SarabunPSK"/>
-                                <w:sz w:val="32"/>
-                                <w:szCs w:val="40"/>
-                              </w:rPr>
-                              <w:t>6</w:t>
-                            </w:r>
-                            <w:r>
-                              <w:rPr>
-                                <w:rFonts w:ascii="TH SarabunPSK" w:hAnsi="TH SarabunPSK" w:cs="TH SarabunPSK"/>
-                                <w:sz w:val="32"/>
-                                <w:szCs w:val="40"/>
-                              </w:rPr>
-                              <w:t xml:space="preserve"> version7.3.10</w:t>
-                            </w:r>
-                            <w:r>
-                              <w:rPr>
-                                <w:rFonts w:ascii="Arial" w:hAnsi="Arial" w:cs="Arial"/>
-                                <w:color w:val="B2B2B2"/>
-                                <w:sz w:val="28"/>
-                              </w:rPr>
-                              <w:t>  </w:t>
-                            </w:r>
-                            <w:r>
-                              <w:rPr>
-                                <w:rFonts w:ascii="TH SarabunPSK" w:eastAsia="Calibri" w:hAnsi="TH SarabunPSK" w:cs="TH SarabunPSK"/>
-                                <w:spacing w:val="-6"/>
-                                <w:sz w:val="32"/>
-                                <w:szCs w:val="32"/>
-                                <w:cs/>
-                              </w:rPr>
-                              <w:t xml:space="preserve">โดยใช้ชื่อ </w:t>
-                            </w:r>
+                            <w:proofErr w:type="gramStart"/>
                             <w:r>
                               <w:rPr>
                                 <w:rFonts w:ascii="TH SarabunPSK" w:eastAsia="Calibri" w:hAnsi="TH SarabunPSK" w:cs="TH SarabunPSK"/>
@@ -4120,7 +4057,45 @@
                                 <w:sz w:val="32"/>
                                 <w:szCs w:val="32"/>
                               </w:rPr>
-                              <w:t>Username : root  P</w:t>
+                              <w:t>Username :</w:t>
+                            </w:r>
+                            <w:proofErr w:type="gramEnd"/>
+                            <w:r>
+                              <w:rPr>
+                                <w:rFonts w:ascii="TH SarabunPSK" w:eastAsia="Calibri" w:hAnsi="TH SarabunPSK" w:cs="TH SarabunPSK"/>
+                                <w:spacing w:val="-6"/>
+                                <w:sz w:val="32"/>
+                                <w:szCs w:val="32"/>
+                              </w:rPr>
+                              <w:t xml:space="preserve"> </w:t>
+                            </w:r>
+                            <w:hyperlink r:id="rId6" w:history="1">
+                              <w:r>
+                                <w:rPr>
+                                  <w:rStyle w:val="a5"/>
+                                </w:rPr>
+                                <w:t>CodelabsITSH@gmail.com</w:t>
+                              </w:r>
+                            </w:hyperlink>
+                            <w:r>
+                              <w:rPr>
+                                <w:rFonts w:ascii="TH SarabunPSK" w:eastAsia="Calibri" w:hAnsi="TH SarabunPSK" w:cs="TH SarabunPSK" w:hint="cs"/>
+                                <w:spacing w:val="-6"/>
+                                <w:sz w:val="32"/>
+                                <w:szCs w:val="32"/>
+                                <w:cs/>
+                              </w:rPr>
+                              <w:t xml:space="preserve"> </w:t>
+                            </w:r>
+                            <w:proofErr w:type="gramStart"/>
+                            <w:r>
+                              <w:rPr>
+                                <w:rFonts w:ascii="TH SarabunPSK" w:eastAsia="Calibri" w:hAnsi="TH SarabunPSK" w:cs="TH SarabunPSK"/>
+                                <w:spacing w:val="-6"/>
+                                <w:sz w:val="32"/>
+                                <w:szCs w:val="32"/>
+                              </w:rPr>
+                              <w:t>P</w:t>
                             </w:r>
                             <w:r>
                               <w:rPr>
@@ -4138,12 +4113,26 @@
                                 <w:sz w:val="32"/>
                                 <w:szCs w:val="32"/>
                               </w:rPr>
-                              <w:t xml:space="preserve"> : 12345678 </w:t>
+                              <w:t xml:space="preserve"> :</w:t>
+                            </w:r>
+                            <w:proofErr w:type="gramEnd"/>
+                            <w:r>
+                              <w:rPr>
+                                <w:rFonts w:ascii="TH SarabunPSK" w:eastAsia="Calibri" w:hAnsi="TH SarabunPSK" w:cs="TH SarabunPSK" w:hint="cs"/>
+                                <w:spacing w:val="-6"/>
+                                <w:sz w:val="32"/>
+                                <w:szCs w:val="32"/>
+                                <w:cs/>
+                              </w:rPr>
+                              <w:t xml:space="preserve"> </w:t>
+                            </w:r>
+                            <w:r>
+                              <w:t>CodelabsITSH23</w:t>
                             </w:r>
                           </w:p>
                           <w:p>
                             <w:pPr>
-                              <w:pStyle w:val="ListParagraph"/>
+                              <w:pStyle w:val="a3"/>
                               <w:numPr>
                                 <w:ilvl w:val="0"/>
                                 <w:numId w:val="2"/>
@@ -4231,223 +4220,18 @@
                               </w:rPr>
                               <w:t xml:space="preserve">URL : </w:t>
                             </w:r>
-                            <w:hyperlink r:id="rId6" w:history="1">
-                              <w:r>
-                                <w:rPr>
-                                  <w:rStyle w:val="Hyperlink"/>
-                                  <w:rFonts w:ascii="TH SarabunPSK" w:hAnsi="TH SarabunPSK" w:cs="TH SarabunPSK"/>
-                                  <w:sz w:val="32"/>
-                                  <w:szCs w:val="32"/>
-                                </w:rPr>
-                                <w:t>http://localhost/phpMyAdmin/</w:t>
-                              </w:r>
-                            </w:hyperlink>
-                          </w:p>
-                          <w:p>
-                            <w:pPr>
-                              <w:pStyle w:val="ListParagraph"/>
-                              <w:numPr>
-                                <w:ilvl w:val="0"/>
-                                <w:numId w:val="2"/>
-                              </w:numPr>
-                              <w:spacing w:after="0"/>
-                              <w:ind w:left="284" w:hanging="284"/>
-                              <w:jc w:val="thaiDistribute"/>
-                              <w:rPr>
-                                <w:rFonts w:ascii="TH SarabunPSK" w:hAnsi="TH SarabunPSK" w:cs="TH SarabunPSK"/>
-                                <w:sz w:val="32"/>
-                                <w:szCs w:val="32"/>
-                              </w:rPr>
-                            </w:pPr>
-                            <w:r>
-                              <w:rPr>
-                                <w:rFonts w:ascii="TH SarabunPSK" w:hAnsi="TH SarabunPSK" w:cs="TH SarabunPSK"/>
-                                <w:sz w:val="32"/>
-                                <w:szCs w:val="32"/>
-                                <w:cs/>
-                              </w:rPr>
-                              <w:t xml:space="preserve">ทำการสร้างฐานข้อมูล </w:t>
-                            </w:r>
                             <w:r>
                               <w:rPr>
                                 <w:rFonts w:ascii="TH SarabunPSK" w:hAnsi="TH SarabunPSK" w:cs="TH SarabunPSK"/>
                                 <w:sz w:val="32"/>
                                 <w:szCs w:val="32"/>
                               </w:rPr>
-                              <w:t>Thaidam</w:t>
+                              <w:t>https://n8n-three.nn-dev.me/</w:t>
                             </w:r>
                           </w:p>
                           <w:p>
                             <w:pPr>
-                              <w:pStyle w:val="ListParagraph"/>
-                              <w:numPr>
-                                <w:ilvl w:val="0"/>
-                                <w:numId w:val="2"/>
-                              </w:numPr>
-                              <w:spacing w:after="0"/>
-                              <w:ind w:left="284" w:hanging="284"/>
-                              <w:jc w:val="thaiDistribute"/>
-                              <w:rPr>
-                                <w:rFonts w:ascii="TH SarabunPSK" w:hAnsi="TH SarabunPSK" w:cs="TH SarabunPSK"/>
-                                <w:sz w:val="32"/>
-                                <w:szCs w:val="32"/>
-                              </w:rPr>
-                            </w:pPr>
-                            <w:r>
-                              <w:rPr>
-                                <w:rFonts w:ascii="TH SarabunPSK" w:hAnsi="TH SarabunPSK" w:cs="TH SarabunPSK"/>
-                                <w:sz w:val="32"/>
-                                <w:szCs w:val="32"/>
-                                <w:cs/>
-                              </w:rPr>
-                              <w:t xml:space="preserve">ทำการ </w:t>
-                            </w:r>
-                            <w:r>
-                              <w:rPr>
-                                <w:rFonts w:ascii="TH SarabunPSK" w:hAnsi="TH SarabunPSK" w:cs="TH SarabunPSK"/>
-                                <w:sz w:val="32"/>
-                                <w:szCs w:val="32"/>
-                              </w:rPr>
-                              <w:t xml:space="preserve">Import </w:t>
-                            </w:r>
-                            <w:r>
-                              <w:rPr>
-                                <w:rFonts w:ascii="TH SarabunPSK" w:hAnsi="TH SarabunPSK" w:cs="TH SarabunPSK"/>
-                                <w:sz w:val="32"/>
-                                <w:szCs w:val="32"/>
-                                <w:cs/>
-                              </w:rPr>
-                              <w:t xml:space="preserve">ไฟล์ </w:t>
-                            </w:r>
-                            <w:r>
-                              <w:rPr>
-                                <w:rFonts w:ascii="TH SarabunPSK" w:hAnsi="TH SarabunPSK" w:cs="TH SarabunPSK"/>
-                                <w:sz w:val="32"/>
-                                <w:szCs w:val="32"/>
-                              </w:rPr>
-                              <w:t xml:space="preserve">Database </w:t>
-                            </w:r>
-                            <w:r>
-                              <w:rPr>
-                                <w:rFonts w:ascii="TH SarabunPSK" w:hAnsi="TH SarabunPSK" w:cs="TH SarabunPSK"/>
-                                <w:sz w:val="32"/>
-                                <w:szCs w:val="32"/>
-                                <w:cs/>
-                              </w:rPr>
-                              <w:t xml:space="preserve">ชื่อ </w:t>
-                            </w:r>
-                            <w:r>
-                              <w:rPr>
-                                <w:rFonts w:ascii="TH SarabunPSK" w:hAnsi="TH SarabunPSK" w:cs="TH SarabunPSK"/>
-                                <w:sz w:val="32"/>
-                                <w:szCs w:val="32"/>
-                              </w:rPr>
-                              <w:t>Thaidam</w:t>
-                            </w:r>
-                            <w:r>
-                              <w:rPr>
-                                <w:rFonts w:ascii="TH SarabunPSK" w:hAnsi="TH SarabunPSK" w:cs="TH SarabunPSK"/>
-                                <w:sz w:val="32"/>
-                                <w:szCs w:val="32"/>
-                                <w:cs/>
-                              </w:rPr>
-                              <w:t xml:space="preserve"> เข้าไปใน</w:t>
-                            </w:r>
-                            <w:r>
-                              <w:rPr>
-                                <w:rFonts w:ascii="TH SarabunPSK" w:hAnsi="TH SarabunPSK" w:cs="TH SarabunPSK"/>
-                                <w:sz w:val="32"/>
-                                <w:szCs w:val="32"/>
-                              </w:rPr>
-                              <w:t xml:space="preserve"> phpMyAdmin</w:t>
-                            </w:r>
-                          </w:p>
-                          <w:p>
-                            <w:pPr>
-                              <w:pStyle w:val="ListParagraph"/>
-                              <w:numPr>
-                                <w:ilvl w:val="0"/>
-                                <w:numId w:val="2"/>
-                              </w:numPr>
-                              <w:spacing w:after="0"/>
-                              <w:ind w:left="284" w:hanging="284"/>
-                              <w:jc w:val="thaiDistribute"/>
-                              <w:rPr>
-                                <w:rFonts w:ascii="TH SarabunPSK" w:hAnsi="TH SarabunPSK" w:cs="TH SarabunPSK"/>
-                                <w:sz w:val="32"/>
-                                <w:szCs w:val="32"/>
-                              </w:rPr>
-                            </w:pPr>
-                            <w:r>
-                              <w:rPr>
-                                <w:rFonts w:ascii="TH SarabunPSK" w:hAnsi="TH SarabunPSK" w:cs="TH SarabunPSK"/>
-                                <w:sz w:val="32"/>
-                                <w:szCs w:val="32"/>
-                                <w:cs/>
-                              </w:rPr>
-                              <w:t xml:space="preserve">ทำการคัดลอกโฟลเดอร์ </w:t>
-                            </w:r>
-                            <w:r>
-                              <w:rPr>
-                                <w:rFonts w:ascii="TH SarabunPSK" w:hAnsi="TH SarabunPSK" w:cs="TH SarabunPSK"/>
-                                <w:sz w:val="32"/>
-                                <w:szCs w:val="32"/>
-                              </w:rPr>
-                              <w:t>Thaidam</w:t>
-                            </w:r>
-                            <w:r>
-                              <w:rPr>
-                                <w:rFonts w:ascii="TH SarabunPSK" w:hAnsi="TH SarabunPSK" w:cs="TH SarabunPSK"/>
-                                <w:sz w:val="32"/>
-                                <w:szCs w:val="32"/>
-                              </w:rPr>
-                              <w:t xml:space="preserve"> </w:t>
-                            </w:r>
-                            <w:r>
-                              <w:rPr>
-                                <w:rFonts w:ascii="TH SarabunPSK" w:hAnsi="TH SarabunPSK" w:cs="TH SarabunPSK"/>
-                                <w:sz w:val="32"/>
-                                <w:szCs w:val="32"/>
-                                <w:cs/>
-                              </w:rPr>
-                              <w:t xml:space="preserve">ไว้ที่ </w:t>
-                            </w:r>
-                            <w:r>
-                              <w:rPr>
-                                <w:rFonts w:ascii="TH SarabunPSK" w:hAnsi="TH SarabunPSK" w:cs="TH SarabunPSK"/>
-                                <w:sz w:val="32"/>
-                                <w:szCs w:val="32"/>
-                              </w:rPr>
-                              <w:t>C:\</w:t>
-                            </w:r>
-                            <w:r>
-                              <w:rPr>
-                                <w:rFonts w:ascii="TH SarabunPSK" w:hAnsi="TH SarabunPSK" w:cs="TH SarabunPSK"/>
-                                <w:sz w:val="32"/>
-                                <w:szCs w:val="32"/>
-                              </w:rPr>
-                              <w:t>xampp</w:t>
-                            </w:r>
-                            <w:r>
-                              <w:rPr>
-                                <w:rFonts w:ascii="TH SarabunPSK" w:hAnsi="TH SarabunPSK" w:cs="TH SarabunPSK"/>
-                                <w:sz w:val="32"/>
-                                <w:szCs w:val="32"/>
-                              </w:rPr>
-                              <w:t>\</w:t>
-                            </w:r>
-                            <w:r>
-                              <w:rPr>
-                                <w:rFonts w:ascii="TH SarabunPSK" w:hAnsi="TH SarabunPSK" w:cs="TH SarabunPSK"/>
-                                <w:sz w:val="32"/>
-                                <w:szCs w:val="32"/>
-                              </w:rPr>
-                              <w:t>htdoc</w:t>
-                            </w:r>
-                          </w:p>
-                          <w:p>
-                            <w:pPr>
-                              <w:pStyle w:val="ListParagraph"/>
+                              <w:pStyle w:val="a3"/>
                               <w:numPr>
                                 <w:ilvl w:val="0"/>
                                 <w:numId w:val="2"/>
@@ -4468,7 +4252,23 @@
                                 <w:szCs w:val="32"/>
                                 <w:cs/>
                               </w:rPr>
-                              <w:t>ทำการ</w:t>
+                              <w:t xml:space="preserve">ทำการเชื่อม </w:t>
+                            </w:r>
+                            <w:r>
+                              <w:rPr>
+                                <w:rFonts w:ascii="TH SarabunPSK" w:hAnsi="TH SarabunPSK" w:cs="TH SarabunPSK"/>
+                                <w:sz w:val="32"/>
+                                <w:szCs w:val="32"/>
+                              </w:rPr>
+                              <w:t>credential</w:t>
+                            </w:r>
+                            <w:r>
+                              <w:rPr>
+                                <w:rFonts w:ascii="TH SarabunPSK" w:hAnsi="TH SarabunPSK" w:cs="TH SarabunPSK"/>
+                                <w:sz w:val="32"/>
+                                <w:szCs w:val="32"/>
+                              </w:rPr>
+                              <w:t xml:space="preserve"> </w:t>
                             </w:r>
                             <w:r>
                               <w:rPr>
@@ -4477,7 +4277,7 @@
                                 <w:szCs w:val="32"/>
                                 <w:cs/>
                               </w:rPr>
-                              <w:t xml:space="preserve">ติดตั้งโปรแกรม </w:t>
+                              <w:t xml:space="preserve">ต่างๆ เช่น </w:t>
                             </w:r>
                             <w:r>
                               <w:rPr>
@@ -4485,7 +4285,7 @@
                                 <w:sz w:val="32"/>
                                 <w:szCs w:val="32"/>
                               </w:rPr>
-                              <w:t xml:space="preserve">Visual Studio Code </w:t>
+                              <w:t xml:space="preserve">Line OA , Google sheets, Google Drive, </w:t>
                             </w:r>
                             <w:r>
                               <w:rPr>
@@ -4494,12 +4294,31 @@
                                 <w:szCs w:val="32"/>
                                 <w:cs/>
                               </w:rPr>
-                              <w:t>เพื่อแก้ไขโปรแกรม</w:t>
+                              <w:t xml:space="preserve">และ </w:t>
+                            </w:r>
+                            <w:proofErr w:type="spellStart"/>
+                            <w:r>
+                              <w:rPr>
+                                <w:rFonts w:ascii="TH SarabunPSK" w:hAnsi="TH SarabunPSK" w:cs="TH SarabunPSK"/>
+                                <w:sz w:val="32"/>
+                                <w:szCs w:val="32"/>
+                              </w:rPr>
+                              <w:t>Supabase</w:t>
+                            </w:r>
+                            <w:proofErr w:type="spellEnd"/>
+                            <w:r>
+                              <w:rPr>
+                                <w:rFonts w:ascii="TH SarabunPSK" w:hAnsi="TH SarabunPSK" w:cs="TH SarabunPSK" w:hint="cs"/>
+                                <w:sz w:val="32"/>
+                                <w:szCs w:val="32"/>
+                                <w:cs/>
+                              </w:rPr>
+                              <w:t xml:space="preserve"> และอื่นๆ ตามที่ระบบแจ้ง</w:t>
                             </w:r>
                           </w:p>
                           <w:p>
                             <w:pPr>
-                              <w:pStyle w:val="ListParagraph"/>
+                              <w:pStyle w:val="a3"/>
                               <w:numPr>
                                 <w:ilvl w:val="0"/>
                                 <w:numId w:val="2"/>
@@ -4508,125 +4327,11 @@
                               <w:ind w:left="284" w:hanging="284"/>
                               <w:jc w:val="thaiDistribute"/>
                               <w:rPr>
-                                <w:rFonts w:ascii="TH SarabunPSK" w:hAnsi="TH SarabunPSK" w:cs="TH SarabunPSK"/>
+                                <w:rFonts w:ascii="TH SarabunPSK" w:hAnsi="TH SarabunPSK" w:cs="TH SarabunPSK" w:hint="cs"/>
                                 <w:sz w:val="32"/>
                                 <w:szCs w:val="32"/>
                               </w:rPr>
                             </w:pPr>
-                            <w:r>
-                              <w:rPr>
-                                <w:rFonts w:ascii="TH SarabunPSK" w:eastAsia="Calibri" w:hAnsi="TH SarabunPSK" w:cs="TH SarabunPSK"/>
-                                <w:spacing w:val="-6"/>
-                                <w:sz w:val="32"/>
-                                <w:szCs w:val="32"/>
-                                <w:cs/>
-                              </w:rPr>
-                              <w:t xml:space="preserve">เปิดโปรแกรม </w:t>
-                            </w:r>
-                            <w:r>
-                              <w:rPr>
-                                <w:rFonts w:ascii="TH SarabunPSK" w:eastAsia="Calibri" w:hAnsi="TH SarabunPSK" w:cs="TH SarabunPSK"/>
-                                <w:spacing w:val="-6"/>
-                                <w:sz w:val="32"/>
-                                <w:szCs w:val="32"/>
-                              </w:rPr>
-                              <w:t>Goo</w:t>
-                            </w:r>
-                            <w:r>
-                              <w:rPr>
-                                <w:rFonts w:ascii="TH SarabunPSK" w:eastAsia="Calibri" w:hAnsi="TH SarabunPSK" w:cs="TH SarabunPSK"/>
-                                <w:spacing w:val="-6"/>
-                                <w:sz w:val="32"/>
-                                <w:szCs w:val="32"/>
-                              </w:rPr>
-                              <w:t>gle</w:t>
-                            </w:r>
-                            <w:r>
-                              <w:rPr>
-                                <w:rFonts w:ascii="TH SarabunPSK" w:eastAsia="Calibri" w:hAnsi="TH SarabunPSK" w:cs="TH SarabunPSK"/>
-                                <w:spacing w:val="-6"/>
-                                <w:sz w:val="32"/>
-                                <w:szCs w:val="32"/>
-                              </w:rPr>
-                              <w:t xml:space="preserve"> Ch</w:t>
-                            </w:r>
-                            <w:r>
-                              <w:rPr>
-                                <w:rFonts w:ascii="TH SarabunPSK" w:eastAsia="Calibri" w:hAnsi="TH SarabunPSK" w:cs="TH SarabunPSK"/>
-                                <w:spacing w:val="-6"/>
-                                <w:sz w:val="32"/>
-                                <w:szCs w:val="32"/>
-                              </w:rPr>
-                              <w:t>r</w:t>
-                            </w:r>
-                            <w:r>
-                              <w:rPr>
-                                <w:rFonts w:ascii="TH SarabunPSK" w:eastAsia="Calibri" w:hAnsi="TH SarabunPSK" w:cs="TH SarabunPSK"/>
-                                <w:spacing w:val="-6"/>
-                                <w:sz w:val="32"/>
-                                <w:szCs w:val="32"/>
-                              </w:rPr>
-                              <w:t xml:space="preserve">ome </w:t>
-                            </w:r>
-                            <w:r>
-                              <w:rPr>
-                                <w:rFonts w:ascii="TH SarabunPSK" w:eastAsia="Calibri" w:hAnsi="TH SarabunPSK" w:cs="TH SarabunPSK"/>
-                                <w:spacing w:val="-6"/>
-                                <w:sz w:val="32"/>
-                                <w:szCs w:val="32"/>
-                                <w:cs/>
-                              </w:rPr>
-                              <w:t xml:space="preserve">พิมพ์ </w:t>
-                            </w:r>
-                            <w:r>
-                              <w:rPr>
-                                <w:rFonts w:ascii="TH SarabunPSK" w:eastAsia="Calibri" w:hAnsi="TH SarabunPSK" w:cs="TH SarabunPSK"/>
-                                <w:spacing w:val="-6"/>
-                                <w:sz w:val="32"/>
-                                <w:szCs w:val="32"/>
-                              </w:rPr>
-                              <w:t>URL :</w:t>
-                            </w:r>
-                            <w:r>
-                              <w:t xml:space="preserve"> </w:t>
-                            </w:r>
-                            <w:hyperlink r:id="rId7" w:history="1">
-                              <w:r>
-                                <w:rPr>
-                                  <w:rStyle w:val="Hyperlink"/>
-                                  <w:rFonts w:ascii="TH SarabunPSK" w:hAnsi="TH SarabunPSK" w:cs="TH SarabunPSK"/>
-                                  <w:sz w:val="32"/>
-                                  <w:szCs w:val="32"/>
-                                </w:rPr>
-                                <w:t>http://localhost/Thaidam/home/index.php</w:t>
-                              </w:r>
-                            </w:hyperlink>
-                          </w:p>
-                          <w:p>
-                            <w:pPr>
-                              <w:pStyle w:val="ListParagraph"/>
-                              <w:numPr>
-                                <w:ilvl w:val="0"/>
-                                <w:numId w:val="2"/>
-                              </w:numPr>
-                              <w:spacing w:after="0"/>
-                              <w:ind w:left="284" w:hanging="284"/>
-                              <w:jc w:val="thaiDistribute"/>
-                              <w:rPr>
-                                <w:rFonts w:ascii="TH SarabunPSK" w:hAnsi="TH SarabunPSK" w:cs="TH SarabunPSK"/>
-                                <w:sz w:val="32"/>
-                                <w:szCs w:val="32"/>
-                              </w:rPr>
-                            </w:pPr>
-                            <w:r>
-                              <w:rPr>
-                                <w:rFonts w:ascii="TH SarabunPSK" w:hAnsi="TH SarabunPSK" w:cs="TH SarabunPSK"/>
-                                <w:sz w:val="32"/>
-                                <w:szCs w:val="32"/>
-                                <w:cs/>
-                              </w:rPr>
-                              <w:t>ใช้โปรแกรม</w:t>
-                            </w:r>
                             <w:r>
                               <w:rPr>
                                 <w:rFonts w:ascii="TH SarabunPSK" w:hAnsi="TH SarabunPSK" w:cs="TH SarabunPSK" w:hint="cs"/>
@@ -4634,144 +4339,7 @@
                                 <w:szCs w:val="32"/>
                                 <w:cs/>
                               </w:rPr>
-                              <w:t>ที่พัฒนาขึ้น</w:t>
-                            </w:r>
-                          </w:p>
-                          <w:p>
-                            <w:pPr>
-                              <w:spacing w:after="0"/>
-                              <w:jc w:val="thaiDistribute"/>
-                              <w:rPr>
-                                <w:rFonts w:ascii="TH SarabunPSK" w:hAnsi="TH SarabunPSK" w:cs="TH SarabunPSK"/>
-                                <w:sz w:val="24"/>
-                                <w:szCs w:val="32"/>
-                              </w:rPr>
-                            </w:pPr>
-                          </w:p>
-                          <w:p>
-                            <w:pPr>
-                              <w:spacing w:after="0"/>
-                              <w:jc w:val="thaiDistribute"/>
-                              <w:rPr>
-                                <w:rFonts w:ascii="TH SarabunPSK" w:hAnsi="TH SarabunPSK" w:cs="TH SarabunPSK"/>
-                                <w:sz w:val="32"/>
-                                <w:szCs w:val="32"/>
-                              </w:rPr>
-                            </w:pPr>
-                            <w:r>
-                              <w:rPr>
-                                <w:rFonts w:ascii="TH SarabunPSK" w:eastAsia="Calibri" w:hAnsi="TH SarabunPSK" w:cs="TH SarabunPSK"/>
-                                <w:spacing w:val="-6"/>
-                                <w:sz w:val="32"/>
-                                <w:szCs w:val="32"/>
-                              </w:rPr>
-                              <w:t xml:space="preserve">Username </w:t>
-                            </w:r>
-                            <w:r>
-                              <w:rPr>
-                                <w:rFonts w:ascii="TH SarabunPSK" w:eastAsia="Calibri" w:hAnsi="TH SarabunPSK" w:cs="TH SarabunPSK" w:hint="cs"/>
-                                <w:spacing w:val="-6"/>
-                                <w:sz w:val="32"/>
-                                <w:szCs w:val="32"/>
-                                <w:cs/>
-                              </w:rPr>
-                              <w:t xml:space="preserve">และ </w:t>
-                            </w:r>
-                            <w:r>
-                              <w:rPr>
-                                <w:rFonts w:ascii="TH SarabunPSK" w:eastAsia="Calibri" w:hAnsi="TH SarabunPSK" w:cs="TH SarabunPSK"/>
-                                <w:spacing w:val="-6"/>
-                                <w:sz w:val="32"/>
-                                <w:szCs w:val="32"/>
-                              </w:rPr>
-                              <w:t xml:space="preserve">Password </w:t>
-                            </w:r>
-                            <w:r>
-                              <w:rPr>
-                                <w:rFonts w:ascii="TH SarabunPSK" w:eastAsia="Calibri" w:hAnsi="TH SarabunPSK" w:cs="TH SarabunPSK" w:hint="cs"/>
-                                <w:spacing w:val="-6"/>
-                                <w:sz w:val="32"/>
-                                <w:szCs w:val="32"/>
-                                <w:cs/>
-                              </w:rPr>
-                              <w:t>ของ</w:t>
-                            </w:r>
-                            <w:r>
-                              <w:rPr>
-                                <w:rFonts w:ascii="TH SarabunPSK" w:eastAsia="Calibri" w:hAnsi="TH SarabunPSK" w:cs="TH SarabunPSK"/>
-                                <w:spacing w:val="-6"/>
-                                <w:sz w:val="32"/>
-                                <w:szCs w:val="32"/>
-                              </w:rPr>
-                              <w:t xml:space="preserve"> Admin</w:t>
-                            </w:r>
-                            <w:r>
-                              <w:rPr>
-                                <w:rFonts w:ascii="TH SarabunPSK" w:eastAsia="Calibri" w:hAnsi="TH SarabunPSK" w:cs="TH SarabunPSK"/>
-                                <w:spacing w:val="-6"/>
-                                <w:sz w:val="32"/>
-                                <w:szCs w:val="32"/>
-                              </w:rPr>
-                              <w:t xml:space="preserve"> </w:t>
-                            </w:r>
-                          </w:p>
-                          <w:p>
-                            <w:pPr>
-                              <w:spacing w:after="0"/>
-                              <w:jc w:val="thaiDistribute"/>
-                              <w:rPr>
-                                <w:rFonts w:ascii="TH SarabunPSK" w:eastAsia="Calibri" w:hAnsi="TH SarabunPSK" w:cs="TH SarabunPSK"/>
-                                <w:spacing w:val="-6"/>
-                                <w:sz w:val="32"/>
-                                <w:szCs w:val="32"/>
-                              </w:rPr>
-                            </w:pPr>
-                            <w:r>
-                              <w:rPr>
-                                <w:rFonts w:ascii="TH SarabunPSK" w:eastAsia="Calibri" w:hAnsi="TH SarabunPSK" w:cs="TH SarabunPSK"/>
-                                <w:spacing w:val="-6"/>
-                                <w:sz w:val="32"/>
-                                <w:szCs w:val="32"/>
-                              </w:rPr>
-                              <w:t>Username :</w:t>
-                            </w:r>
-                            <w:r>
-                              <w:rPr>
-                                <w:rFonts w:ascii="TH SarabunPSK" w:eastAsia="Calibri" w:hAnsi="TH SarabunPSK" w:cs="TH SarabunPSK"/>
-                                <w:spacing w:val="-6"/>
-                                <w:sz w:val="32"/>
-                                <w:szCs w:val="32"/>
-                              </w:rPr>
-                              <w:t xml:space="preserve"> @dminproject</w:t>
-                            </w:r>
-                          </w:p>
-                          <w:p>
-                            <w:pPr>
-                              <w:spacing w:after="0"/>
-                              <w:jc w:val="thaiDistribute"/>
-                              <w:rPr>
-                                <w:rFonts w:ascii="TH SarabunPSK" w:hAnsi="TH SarabunPSK" w:cs="TH SarabunPSK"/>
-                                <w:sz w:val="32"/>
-                                <w:szCs w:val="32"/>
-                              </w:rPr>
-                            </w:pPr>
-                            <w:r>
-                              <w:rPr>
-                                <w:rFonts w:ascii="TH SarabunPSK" w:eastAsia="Calibri" w:hAnsi="TH SarabunPSK" w:cs="TH SarabunPSK"/>
-                                <w:spacing w:val="-6"/>
-                                <w:sz w:val="32"/>
-                                <w:szCs w:val="32"/>
-                              </w:rPr>
-                              <w:t xml:space="preserve">Pwd : </w:t>
-                            </w:r>
-                            <w:r>
-                              <w:rPr>
-                                <w:rFonts w:ascii="TH SarabunPSK" w:eastAsia="Calibri" w:hAnsi="TH SarabunPSK" w:cs="TH SarabunPSK"/>
-                                <w:spacing w:val="-6"/>
-                                <w:sz w:val="32"/>
-                                <w:szCs w:val="32"/>
-                              </w:rPr>
-                              <w:t>@dminpwd</w:t>
+                              <w:t xml:space="preserve">สามารถเทสได้เลย </w:t>
                             </w:r>
                           </w:p>
                         </w:txbxContent>
@@ -4791,7 +4359,7 @@
                 <v:stroke joinstyle="miter"/>
                 <v:path gradientshapeok="t" o:connecttype="rect"/>
               </v:shapetype>
-              <v:shape id="Text Box 2" o:spid="_x0000_s1026" type="#_x0000_t202" style="width:431.2pt;height:110.6pt;visibility:visible;mso-wrap-style:square;mso-left-percent:-10001;mso-top-percent:-10001;mso-position-horizontal:absolute;mso-position-horizontal-relative:char;mso-position-vertical:absolute;mso-position-vertical-relative:line;mso-left-percent:-10001;mso-top-percent:-10001;v-text-anchor:top" o:gfxdata="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">
+              <v:shape id="Text Box 2" o:spid="_x0000_s1026" type="#_x0000_t202" style="width:431.2pt;height:110.6pt;visibility:visible;mso-wrap-style:square;mso-left-percent:-10001;mso-top-percent:-10001;mso-position-horizontal:absolute;mso-position-horizontal-relative:char;mso-position-vertical:absolute;mso-position-vertical-relative:line;mso-left-percent:-10001;mso-top-percent:-10001;v-text-anchor:top" o:gfxdata="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">
                 <v:textbox style="mso-fit-shape-to-text:t">
                   <w:txbxContent>
                     <w:p>
@@ -4831,80 +4399,17 @@
                     </w:p>
                     <w:p>
                       <w:pPr>
-                        <w:pStyle w:val="ListParagraph"/>
-                        <w:numPr>
-                          <w:ilvl w:val="0"/>
-                          <w:numId w:val="2"/>
-                        </w:numPr>
+                        <w:pStyle w:val="a3"/>
                         <w:spacing w:after="0"/>
-                        <w:ind w:left="284" w:hanging="284"/>
+                        <w:ind w:left="284"/>
                         <w:jc w:val="thaiDistribute"/>
                         <w:rPr>
-                          <w:rFonts w:ascii="TH SarabunPSK" w:hAnsi="TH SarabunPSK" w:cs="TH SarabunPSK"/>
+                          <w:rFonts w:ascii="TH SarabunPSK" w:hAnsi="TH SarabunPSK" w:cs="TH SarabunPSK" w:hint="cs"/>
                           <w:sz w:val="32"/>
                           <w:szCs w:val="32"/>
                         </w:rPr>
                       </w:pPr>
-                      <w:r>
-                        <w:rPr>
-                          <w:rFonts w:ascii="TH SarabunPSK" w:hAnsi="TH SarabunPSK" w:cs="TH SarabunPSK"/>
-                          <w:sz w:val="32"/>
-                          <w:szCs w:val="32"/>
-                          <w:cs/>
-                        </w:rPr>
-                        <w:t>ติดตั้งโปรแกรม</w:t>
-                      </w:r>
-                      <w:r>
-                        <w:rPr>
-                          <w:rFonts w:ascii="TH SarabunPSK" w:hAnsi="TH SarabunPSK" w:cs="TH SarabunPSK"/>
-                          <w:sz w:val="32"/>
-                          <w:szCs w:val="40"/>
-                          <w:cs/>
-                        </w:rPr>
-                        <w:t xml:space="preserve"> </w:t>
-                      </w:r>
-                      <w:r>
-                        <w:rPr>
-                          <w:rFonts w:ascii="TH SarabunPSK" w:hAnsi="TH SarabunPSK" w:cs="TH SarabunPSK"/>
-                          <w:sz w:val="32"/>
-                          <w:szCs w:val="40"/>
-                        </w:rPr>
-                        <w:t>XAMPP</w:t>
-                      </w:r>
-                      <w:r>
-                        <w:rPr>
-                          <w:rFonts w:ascii="TH SarabunPSK" w:hAnsi="TH SarabunPSK" w:cs="TH SarabunPSK"/>
-                          <w:sz w:val="32"/>
-                          <w:szCs w:val="40"/>
-                        </w:rPr>
-                        <w:t>6</w:t>
-                      </w:r>
-                      <w:r>
-                        <w:rPr>
-                          <w:rFonts w:ascii="TH SarabunPSK" w:hAnsi="TH SarabunPSK" w:cs="TH SarabunPSK"/>
-                          <w:sz w:val="32"/>
-                          <w:szCs w:val="40"/>
-                        </w:rPr>
-                        <w:t xml:space="preserve"> version7.3.10</w:t>
-                      </w:r>
-                      <w:r>
-                        <w:rPr>
-                          <w:rFonts w:ascii="Arial" w:hAnsi="Arial" w:cs="Arial"/>
-                          <w:color w:val="B2B2B2"/>
-                          <w:sz w:val="28"/>
-                        </w:rPr>
-                        <w:t>  </w:t>
-                      </w:r>
-                      <w:r>
-                        <w:rPr>
-                          <w:rFonts w:ascii="TH SarabunPSK" w:eastAsia="Calibri" w:hAnsi="TH SarabunPSK" w:cs="TH SarabunPSK"/>
-                          <w:spacing w:val="-6"/>
-                          <w:sz w:val="32"/>
-                          <w:szCs w:val="32"/>
-                          <w:cs/>
-                        </w:rPr>
-                        <w:t xml:space="preserve">โดยใช้ชื่อ </w:t>
-                      </w:r>
+                      <w:proofErr w:type="gramStart"/>
                       <w:r>
                         <w:rPr>
                           <w:rFonts w:ascii="TH SarabunPSK" w:eastAsia="Calibri" w:hAnsi="TH SarabunPSK" w:cs="TH SarabunPSK"/>
@@ -4912,7 +4417,45 @@
                           <w:sz w:val="32"/>
                           <w:szCs w:val="32"/>
                         </w:rPr>
-                        <w:t>Username : root  P</w:t>
+                        <w:t>Username :</w:t>
+                      </w:r>
+                      <w:proofErr w:type="gramEnd"/>
+                      <w:r>
+                        <w:rPr>
+                          <w:rFonts w:ascii="TH SarabunPSK" w:eastAsia="Calibri" w:hAnsi="TH SarabunPSK" w:cs="TH SarabunPSK"/>
+                          <w:spacing w:val="-6"/>
+                          <w:sz w:val="32"/>
+                          <w:szCs w:val="32"/>
+                        </w:rPr>
+                        <w:t xml:space="preserve"> </w:t>
+                      </w:r>
+                      <w:hyperlink r:id="rId7" w:history="1">
+                        <w:r>
+                          <w:rPr>
+                            <w:rStyle w:val="a5"/>
+                          </w:rPr>
+                          <w:t>CodelabsITSH@gmail.com</w:t>
+                        </w:r>
+                      </w:hyperlink>
+                      <w:r>
+                        <w:rPr>
+                          <w:rFonts w:ascii="TH SarabunPSK" w:eastAsia="Calibri" w:hAnsi="TH SarabunPSK" w:cs="TH SarabunPSK" w:hint="cs"/>
+                          <w:spacing w:val="-6"/>
+                          <w:sz w:val="32"/>
+                          <w:szCs w:val="32"/>
+                          <w:cs/>
+                        </w:rPr>
+                        <w:t xml:space="preserve"> </w:t>
+                      </w:r>
+                      <w:proofErr w:type="gramStart"/>
+                      <w:r>
+                        <w:rPr>
+                          <w:rFonts w:ascii="TH SarabunPSK" w:eastAsia="Calibri" w:hAnsi="TH SarabunPSK" w:cs="TH SarabunPSK"/>
+                          <w:spacing w:val="-6"/>
+                          <w:sz w:val="32"/>
+                          <w:szCs w:val="32"/>
+                        </w:rPr>
+                        <w:t>P</w:t>
                       </w:r>
                       <w:r>
                         <w:rPr>
@@ -4930,12 +4473,26 @@
                           <w:sz w:val="32"/>
                           <w:szCs w:val="32"/>
                         </w:rPr>
-                        <w:t xml:space="preserve"> : 12345678 </w:t>
+                        <w:t xml:space="preserve"> :</w:t>
+                      </w:r>
+                      <w:proofErr w:type="gramEnd"/>
+                      <w:r>
+                        <w:rPr>
+                          <w:rFonts w:ascii="TH SarabunPSK" w:eastAsia="Calibri" w:hAnsi="TH SarabunPSK" w:cs="TH SarabunPSK" w:hint="cs"/>
+                          <w:spacing w:val="-6"/>
+                          <w:sz w:val="32"/>
+                          <w:szCs w:val="32"/>
+                          <w:cs/>
+                        </w:rPr>
+                        <w:t xml:space="preserve"> </w:t>
+                      </w:r>
+                      <w:r>
+                        <w:t>CodelabsITSH23</w:t>
                       </w:r>
                     </w:p>
                     <w:p>
                       <w:pPr>
-                        <w:pStyle w:val="ListParagraph"/>
+                        <w:pStyle w:val="a3"/>
                         <w:numPr>
                           <w:ilvl w:val="0"/>
                           <w:numId w:val="2"/>
@@ -5023,223 +4580,18 @@
                         </w:rPr>
                         <w:t xml:space="preserve">URL : </w:t>
                       </w:r>
-                      <w:hyperlink r:id="rId8" w:history="1">
-                        <w:r>
-                          <w:rPr>
-                            <w:rStyle w:val="Hyperlink"/>
-                            <w:rFonts w:ascii="TH SarabunPSK" w:hAnsi="TH SarabunPSK" w:cs="TH SarabunPSK"/>
-                            <w:sz w:val="32"/>
-                            <w:szCs w:val="32"/>
-                          </w:rPr>
-                          <w:t>http://localhost/phpMyAdmin/</w:t>
-                        </w:r>
-                      </w:hyperlink>
-                    </w:p>
-                    <w:p>
-                      <w:pPr>
-                        <w:pStyle w:val="ListParagraph"/>
-                        <w:numPr>
-                          <w:ilvl w:val="0"/>
-                          <w:numId w:val="2"/>
-                        </w:numPr>
-                        <w:spacing w:after="0"/>
-                        <w:ind w:left="284" w:hanging="284"/>
-                        <w:jc w:val="thaiDistribute"/>
-                        <w:rPr>
-                          <w:rFonts w:ascii="TH SarabunPSK" w:hAnsi="TH SarabunPSK" w:cs="TH SarabunPSK"/>
-                          <w:sz w:val="32"/>
-                          <w:szCs w:val="32"/>
-                        </w:rPr>
-                      </w:pPr>
-                      <w:r>
-                        <w:rPr>
-                          <w:rFonts w:ascii="TH SarabunPSK" w:hAnsi="TH SarabunPSK" w:cs="TH SarabunPSK"/>
-                          <w:sz w:val="32"/>
-                          <w:szCs w:val="32"/>
-                          <w:cs/>
-                        </w:rPr>
-                        <w:t xml:space="preserve">ทำการสร้างฐานข้อมูล </w:t>
-                      </w:r>
                       <w:r>
                         <w:rPr>
                           <w:rFonts w:ascii="TH SarabunPSK" w:hAnsi="TH SarabunPSK" w:cs="TH SarabunPSK"/>
                           <w:sz w:val="32"/>
                           <w:szCs w:val="32"/>
                         </w:rPr>
-                        <w:t>Thaidam</w:t>
+                        <w:t>https://n8n-three.nn-dev.me/</w:t>
                       </w:r>
                     </w:p>
                     <w:p>
                       <w:pPr>
-                        <w:pStyle w:val="ListParagraph"/>
-                        <w:numPr>
-                          <w:ilvl w:val="0"/>
-                          <w:numId w:val="2"/>
-                        </w:numPr>
-                        <w:spacing w:after="0"/>
-                        <w:ind w:left="284" w:hanging="284"/>
-                        <w:jc w:val="thaiDistribute"/>
-                        <w:rPr>
-                          <w:rFonts w:ascii="TH SarabunPSK" w:hAnsi="TH SarabunPSK" w:cs="TH SarabunPSK"/>
-                          <w:sz w:val="32"/>
-                          <w:szCs w:val="32"/>
-                        </w:rPr>
-                      </w:pPr>
-                      <w:r>
-                        <w:rPr>
-                          <w:rFonts w:ascii="TH SarabunPSK" w:hAnsi="TH SarabunPSK" w:cs="TH SarabunPSK"/>
-                          <w:sz w:val="32"/>
-                          <w:szCs w:val="32"/>
-                          <w:cs/>
-                        </w:rPr>
-                        <w:t xml:space="preserve">ทำการ </w:t>
-                      </w:r>
-                      <w:r>
-                        <w:rPr>
-                          <w:rFonts w:ascii="TH SarabunPSK" w:hAnsi="TH SarabunPSK" w:cs="TH SarabunPSK"/>
-                          <w:sz w:val="32"/>
-                          <w:szCs w:val="32"/>
-                        </w:rPr>
-                        <w:t xml:space="preserve">Import </w:t>
-                      </w:r>
-                      <w:r>
-                        <w:rPr>
-                          <w:rFonts w:ascii="TH SarabunPSK" w:hAnsi="TH SarabunPSK" w:cs="TH SarabunPSK"/>
-                          <w:sz w:val="32"/>
-                          <w:szCs w:val="32"/>
-                          <w:cs/>
-                        </w:rPr>
-                        <w:t xml:space="preserve">ไฟล์ </w:t>
-                      </w:r>
-                      <w:r>
-                        <w:rPr>
-                          <w:rFonts w:ascii="TH SarabunPSK" w:hAnsi="TH SarabunPSK" w:cs="TH SarabunPSK"/>
-                          <w:sz w:val="32"/>
-                          <w:szCs w:val="32"/>
-                        </w:rPr>
-                        <w:t xml:space="preserve">Database </w:t>
-                      </w:r>
-                      <w:r>
-                        <w:rPr>
-                          <w:rFonts w:ascii="TH SarabunPSK" w:hAnsi="TH SarabunPSK" w:cs="TH SarabunPSK"/>
-                          <w:sz w:val="32"/>
-                          <w:szCs w:val="32"/>
-                          <w:cs/>
-                        </w:rPr>
-                        <w:t xml:space="preserve">ชื่อ </w:t>
-                      </w:r>
-                      <w:r>
-                        <w:rPr>
-                          <w:rFonts w:ascii="TH SarabunPSK" w:hAnsi="TH SarabunPSK" w:cs="TH SarabunPSK"/>
-                          <w:sz w:val="32"/>
-                          <w:szCs w:val="32"/>
-                        </w:rPr>
-                        <w:t>Thaidam</w:t>
-                      </w:r>
-                      <w:r>
-                        <w:rPr>
-                          <w:rFonts w:ascii="TH SarabunPSK" w:hAnsi="TH SarabunPSK" w:cs="TH SarabunPSK"/>
-                          <w:sz w:val="32"/>
-                          <w:szCs w:val="32"/>
-                          <w:cs/>
-                        </w:rPr>
-                        <w:t xml:space="preserve"> เข้าไปใน</w:t>
-                      </w:r>
-                      <w:r>
-                        <w:rPr>
-                          <w:rFonts w:ascii="TH SarabunPSK" w:hAnsi="TH SarabunPSK" w:cs="TH SarabunPSK"/>
-                          <w:sz w:val="32"/>
-                          <w:szCs w:val="32"/>
-                        </w:rPr>
-                        <w:t xml:space="preserve"> phpMyAdmin</w:t>
-                      </w:r>
-                    </w:p>
-                    <w:p>
-                      <w:pPr>
-                        <w:pStyle w:val="ListParagraph"/>
-                        <w:numPr>
-                          <w:ilvl w:val="0"/>
-                          <w:numId w:val="2"/>
-                        </w:numPr>
-                        <w:spacing w:after="0"/>
-                        <w:ind w:left="284" w:hanging="284"/>
-                        <w:jc w:val="thaiDistribute"/>
-                        <w:rPr>
-                          <w:rFonts w:ascii="TH SarabunPSK" w:hAnsi="TH SarabunPSK" w:cs="TH SarabunPSK"/>
-                          <w:sz w:val="32"/>
-                          <w:szCs w:val="32"/>
-                        </w:rPr>
-                      </w:pPr>
-                      <w:r>
-                        <w:rPr>
-                          <w:rFonts w:ascii="TH SarabunPSK" w:hAnsi="TH SarabunPSK" w:cs="TH SarabunPSK"/>
-                          <w:sz w:val="32"/>
-                          <w:szCs w:val="32"/>
-                          <w:cs/>
-                        </w:rPr>
-                        <w:t xml:space="preserve">ทำการคัดลอกโฟลเดอร์ </w:t>
-                      </w:r>
-                      <w:r>
-                        <w:rPr>
-                          <w:rFonts w:ascii="TH SarabunPSK" w:hAnsi="TH SarabunPSK" w:cs="TH SarabunPSK"/>
-                          <w:sz w:val="32"/>
-                          <w:szCs w:val="32"/>
-                        </w:rPr>
-                        <w:t>Thaidam</w:t>
-                      </w:r>
-                      <w:r>
-                        <w:rPr>
-                          <w:rFonts w:ascii="TH SarabunPSK" w:hAnsi="TH SarabunPSK" w:cs="TH SarabunPSK"/>
-                          <w:sz w:val="32"/>
-                          <w:szCs w:val="32"/>
-                        </w:rPr>
-                        <w:t xml:space="preserve"> </w:t>
-                      </w:r>
-                      <w:r>
-                        <w:rPr>
-                          <w:rFonts w:ascii="TH SarabunPSK" w:hAnsi="TH SarabunPSK" w:cs="TH SarabunPSK"/>
-                          <w:sz w:val="32"/>
-                          <w:szCs w:val="32"/>
-                          <w:cs/>
-                        </w:rPr>
-                        <w:t xml:space="preserve">ไว้ที่ </w:t>
-                      </w:r>
-                      <w:r>
-                        <w:rPr>
-                          <w:rFonts w:ascii="TH SarabunPSK" w:hAnsi="TH SarabunPSK" w:cs="TH SarabunPSK"/>
-                          <w:sz w:val="32"/>
-                          <w:szCs w:val="32"/>
-                        </w:rPr>
-                        <w:t>C:\</w:t>
-                      </w:r>
-                      <w:r>
-                        <w:rPr>
-                          <w:rFonts w:ascii="TH SarabunPSK" w:hAnsi="TH SarabunPSK" w:cs="TH SarabunPSK"/>
-                          <w:sz w:val="32"/>
-                          <w:szCs w:val="32"/>
-                        </w:rPr>
-                        <w:t>xampp</w:t>
-                      </w:r>
-                      <w:r>
-                        <w:rPr>
-                          <w:rFonts w:ascii="TH SarabunPSK" w:hAnsi="TH SarabunPSK" w:cs="TH SarabunPSK"/>
-                          <w:sz w:val="32"/>
-                          <w:szCs w:val="32"/>
-                        </w:rPr>
-                        <w:t>\</w:t>
-                      </w:r>
-                      <w:r>
-                        <w:rPr>
-                          <w:rFonts w:ascii="TH SarabunPSK" w:hAnsi="TH SarabunPSK" w:cs="TH SarabunPSK"/>
-                          <w:sz w:val="32"/>
-                          <w:szCs w:val="32"/>
-                        </w:rPr>
-                        <w:t>htdoc</w:t>
-                      </w:r>
-                    </w:p>
-                    <w:p>
-                      <w:pPr>
-                        <w:pStyle w:val="ListParagraph"/>
+                        <w:pStyle w:val="a3"/>
                         <w:numPr>
                           <w:ilvl w:val="0"/>
                           <w:numId w:val="2"/>
@@ -5260,7 +4612,23 @@
                           <w:szCs w:val="32"/>
                           <w:cs/>
                         </w:rPr>
-                        <w:t>ทำการ</w:t>
+                        <w:t xml:space="preserve">ทำการเชื่อม </w:t>
+                      </w:r>
+                      <w:r>
+                        <w:rPr>
+                          <w:rFonts w:ascii="TH SarabunPSK" w:hAnsi="TH SarabunPSK" w:cs="TH SarabunPSK"/>
+                          <w:sz w:val="32"/>
+                          <w:szCs w:val="32"/>
+                        </w:rPr>
+                        <w:t>credential</w:t>
+                      </w:r>
+                      <w:r>
+                        <w:rPr>
+                          <w:rFonts w:ascii="TH SarabunPSK" w:hAnsi="TH SarabunPSK" w:cs="TH SarabunPSK"/>
+                          <w:sz w:val="32"/>
+                          <w:szCs w:val="32"/>
+                        </w:rPr>
+                        <w:t xml:space="preserve"> </w:t>
                       </w:r>
                       <w:r>
                         <w:rPr>
@@ -5269,7 +4637,7 @@
                           <w:szCs w:val="32"/>
                           <w:cs/>
                         </w:rPr>
-                        <w:t xml:space="preserve">ติดตั้งโปรแกรม </w:t>
+                        <w:t xml:space="preserve">ต่างๆ เช่น </w:t>
                       </w:r>
                       <w:r>
                         <w:rPr>
@@ -5277,7 +4645,7 @@
                           <w:sz w:val="32"/>
                           <w:szCs w:val="32"/>
                         </w:rPr>
-                        <w:t xml:space="preserve">Visual Studio Code </w:t>
+                        <w:t xml:space="preserve">Line OA , Google sheets, Google Drive, </w:t>
                       </w:r>
                       <w:r>
                         <w:rPr>
@@ -5286,12 +4654,31 @@
                           <w:szCs w:val="32"/>
                           <w:cs/>
                         </w:rPr>
-                        <w:t>เพื่อแก้ไขโปรแกรม</w:t>
+                        <w:t xml:space="preserve">และ </w:t>
+                      </w:r>
+                      <w:proofErr w:type="spellStart"/>
+                      <w:r>
+                        <w:rPr>
+                          <w:rFonts w:ascii="TH SarabunPSK" w:hAnsi="TH SarabunPSK" w:cs="TH SarabunPSK"/>
+                          <w:sz w:val="32"/>
+                          <w:szCs w:val="32"/>
+                        </w:rPr>
+                        <w:t>Supabase</w:t>
+                      </w:r>
+                      <w:proofErr w:type="spellEnd"/>
+                      <w:r>
+                        <w:rPr>
+                          <w:rFonts w:ascii="TH SarabunPSK" w:hAnsi="TH SarabunPSK" w:cs="TH SarabunPSK" w:hint="cs"/>
+                          <w:sz w:val="32"/>
+                          <w:szCs w:val="32"/>
+                          <w:cs/>
+                        </w:rPr>
+                        <w:t xml:space="preserve"> และอื่นๆ ตามที่ระบบแจ้ง</w:t>
                       </w:r>
                     </w:p>
                     <w:p>
                       <w:pPr>
-                        <w:pStyle w:val="ListParagraph"/>
+                        <w:pStyle w:val="a3"/>
                         <w:numPr>
                           <w:ilvl w:val="0"/>
                           <w:numId w:val="2"/>
@@ -5300,125 +4687,11 @@
                         <w:ind w:left="284" w:hanging="284"/>
                         <w:jc w:val="thaiDistribute"/>
                         <w:rPr>
-                          <w:rFonts w:ascii="TH SarabunPSK" w:hAnsi="TH SarabunPSK" w:cs="TH SarabunPSK"/>
+                          <w:rFonts w:ascii="TH SarabunPSK" w:hAnsi="TH SarabunPSK" w:cs="TH SarabunPSK" w:hint="cs"/>
                           <w:sz w:val="32"/>
                           <w:szCs w:val="32"/>
                         </w:rPr>
                       </w:pPr>
-                      <w:r>
-                        <w:rPr>
-                          <w:rFonts w:ascii="TH SarabunPSK" w:eastAsia="Calibri" w:hAnsi="TH SarabunPSK" w:cs="TH SarabunPSK"/>
-                          <w:spacing w:val="-6"/>
-                          <w:sz w:val="32"/>
-                          <w:szCs w:val="32"/>
-                          <w:cs/>
-                        </w:rPr>
-                        <w:t xml:space="preserve">เปิดโปรแกรม </w:t>
-                      </w:r>
-                      <w:r>
-                        <w:rPr>
-                          <w:rFonts w:ascii="TH SarabunPSK" w:eastAsia="Calibri" w:hAnsi="TH SarabunPSK" w:cs="TH SarabunPSK"/>
-                          <w:spacing w:val="-6"/>
-                          <w:sz w:val="32"/>
-                          <w:szCs w:val="32"/>
-                        </w:rPr>
-                        <w:t>Goo</w:t>
-                      </w:r>
-                      <w:r>
-                        <w:rPr>
-                          <w:rFonts w:ascii="TH SarabunPSK" w:eastAsia="Calibri" w:hAnsi="TH SarabunPSK" w:cs="TH SarabunPSK"/>
-                          <w:spacing w:val="-6"/>
-                          <w:sz w:val="32"/>
-                          <w:szCs w:val="32"/>
-                        </w:rPr>
-                        <w:t>gle</w:t>
-                      </w:r>
-                      <w:r>
-                        <w:rPr>
-                          <w:rFonts w:ascii="TH SarabunPSK" w:eastAsia="Calibri" w:hAnsi="TH SarabunPSK" w:cs="TH SarabunPSK"/>
-                          <w:spacing w:val="-6"/>
-                          <w:sz w:val="32"/>
-                          <w:szCs w:val="32"/>
-                        </w:rPr>
-                        <w:t xml:space="preserve"> Ch</w:t>
-                      </w:r>
-                      <w:r>
-                        <w:rPr>
-                          <w:rFonts w:ascii="TH SarabunPSK" w:eastAsia="Calibri" w:hAnsi="TH SarabunPSK" w:cs="TH SarabunPSK"/>
-                          <w:spacing w:val="-6"/>
-                          <w:sz w:val="32"/>
-                          <w:szCs w:val="32"/>
-                        </w:rPr>
-                        <w:t>r</w:t>
-                      </w:r>
-                      <w:r>
-                        <w:rPr>
-                          <w:rFonts w:ascii="TH SarabunPSK" w:eastAsia="Calibri" w:hAnsi="TH SarabunPSK" w:cs="TH SarabunPSK"/>
-                          <w:spacing w:val="-6"/>
-                          <w:sz w:val="32"/>
-                          <w:szCs w:val="32"/>
-                        </w:rPr>
-                        <w:t xml:space="preserve">ome </w:t>
-                      </w:r>
-                      <w:r>
-                        <w:rPr>
-                          <w:rFonts w:ascii="TH SarabunPSK" w:eastAsia="Calibri" w:hAnsi="TH SarabunPSK" w:cs="TH SarabunPSK"/>
-                          <w:spacing w:val="-6"/>
-                          <w:sz w:val="32"/>
-                          <w:szCs w:val="32"/>
-                          <w:cs/>
-                        </w:rPr>
-                        <w:t xml:space="preserve">พิมพ์ </w:t>
-                      </w:r>
-                      <w:r>
-                        <w:rPr>
-                          <w:rFonts w:ascii="TH SarabunPSK" w:eastAsia="Calibri" w:hAnsi="TH SarabunPSK" w:cs="TH SarabunPSK"/>
-                          <w:spacing w:val="-6"/>
-                          <w:sz w:val="32"/>
-                          <w:szCs w:val="32"/>
-                        </w:rPr>
-                        <w:t>URL :</w:t>
-                      </w:r>
-                      <w:r>
-                        <w:t xml:space="preserve"> </w:t>
-                      </w:r>
-                      <w:hyperlink r:id="rId9" w:history="1">
-                        <w:r>
-                          <w:rPr>
-                            <w:rStyle w:val="Hyperlink"/>
-                            <w:rFonts w:ascii="TH SarabunPSK" w:hAnsi="TH SarabunPSK" w:cs="TH SarabunPSK"/>
-                            <w:sz w:val="32"/>
-                            <w:szCs w:val="32"/>
-                          </w:rPr>
-                          <w:t>http://localhost/Thaidam/home/index.php</w:t>
-                        </w:r>
-                      </w:hyperlink>
-                    </w:p>
-                    <w:p>
-                      <w:pPr>
-                        <w:pStyle w:val="ListParagraph"/>
-                        <w:numPr>
-                          <w:ilvl w:val="0"/>
-                          <w:numId w:val="2"/>
-                        </w:numPr>
-                        <w:spacing w:after="0"/>
-                        <w:ind w:left="284" w:hanging="284"/>
-                        <w:jc w:val="thaiDistribute"/>
-                        <w:rPr>
-                          <w:rFonts w:ascii="TH SarabunPSK" w:hAnsi="TH SarabunPSK" w:cs="TH SarabunPSK"/>
-                          <w:sz w:val="32"/>
-                          <w:szCs w:val="32"/>
-                        </w:rPr>
-                      </w:pPr>
-                      <w:r>
-                        <w:rPr>
-                          <w:rFonts w:ascii="TH SarabunPSK" w:hAnsi="TH SarabunPSK" w:cs="TH SarabunPSK"/>
-                          <w:sz w:val="32"/>
-                          <w:szCs w:val="32"/>
-                          <w:cs/>
-                        </w:rPr>
-                        <w:t>ใช้โปรแกรม</w:t>
-                      </w:r>
                       <w:r>
                         <w:rPr>
                           <w:rFonts w:ascii="TH SarabunPSK" w:hAnsi="TH SarabunPSK" w:cs="TH SarabunPSK" w:hint="cs"/>
@@ -5426,144 +4699,7 @@
                           <w:szCs w:val="32"/>
                           <w:cs/>
                         </w:rPr>
-                        <w:t>ที่พัฒนาขึ้น</w:t>
-                      </w:r>
-                    </w:p>
-                    <w:p>
-                      <w:pPr>
-                        <w:spacing w:after="0"/>
-                        <w:jc w:val="thaiDistribute"/>
-                        <w:rPr>
-                          <w:rFonts w:ascii="TH SarabunPSK" w:hAnsi="TH SarabunPSK" w:cs="TH SarabunPSK"/>
-                          <w:sz w:val="24"/>
-                          <w:szCs w:val="32"/>
-                        </w:rPr>
-                      </w:pPr>
-                    </w:p>
-                    <w:p>
-                      <w:pPr>
-                        <w:spacing w:after="0"/>
-                        <w:jc w:val="thaiDistribute"/>
-                        <w:rPr>
-                          <w:rFonts w:ascii="TH SarabunPSK" w:hAnsi="TH SarabunPSK" w:cs="TH SarabunPSK"/>
-                          <w:sz w:val="32"/>
-                          <w:szCs w:val="32"/>
-                        </w:rPr>
-                      </w:pPr>
-                      <w:r>
-                        <w:rPr>
-                          <w:rFonts w:ascii="TH SarabunPSK" w:eastAsia="Calibri" w:hAnsi="TH SarabunPSK" w:cs="TH SarabunPSK"/>
-                          <w:spacing w:val="-6"/>
-                          <w:sz w:val="32"/>
-                          <w:szCs w:val="32"/>
-                        </w:rPr>
-                        <w:t xml:space="preserve">Username </w:t>
-                      </w:r>
-                      <w:r>
-                        <w:rPr>
-                          <w:rFonts w:ascii="TH SarabunPSK" w:eastAsia="Calibri" w:hAnsi="TH SarabunPSK" w:cs="TH SarabunPSK" w:hint="cs"/>
-                          <w:spacing w:val="-6"/>
-                          <w:sz w:val="32"/>
-                          <w:szCs w:val="32"/>
-                          <w:cs/>
-                        </w:rPr>
-                        <w:t xml:space="preserve">และ </w:t>
-                      </w:r>
-                      <w:r>
-                        <w:rPr>
-                          <w:rFonts w:ascii="TH SarabunPSK" w:eastAsia="Calibri" w:hAnsi="TH SarabunPSK" w:cs="TH SarabunPSK"/>
-                          <w:spacing w:val="-6"/>
-                          <w:sz w:val="32"/>
-                          <w:szCs w:val="32"/>
-                        </w:rPr>
-                        <w:t xml:space="preserve">Password </w:t>
-                      </w:r>
-                      <w:r>
-                        <w:rPr>
-                          <w:rFonts w:ascii="TH SarabunPSK" w:eastAsia="Calibri" w:hAnsi="TH SarabunPSK" w:cs="TH SarabunPSK" w:hint="cs"/>
-                          <w:spacing w:val="-6"/>
-                          <w:sz w:val="32"/>
-                          <w:szCs w:val="32"/>
-                          <w:cs/>
-                        </w:rPr>
-                        <w:t>ของ</w:t>
-                      </w:r>
-                      <w:r>
-                        <w:rPr>
-                          <w:rFonts w:ascii="TH SarabunPSK" w:eastAsia="Calibri" w:hAnsi="TH SarabunPSK" w:cs="TH SarabunPSK"/>
-                          <w:spacing w:val="-6"/>
-                          <w:sz w:val="32"/>
-                          <w:szCs w:val="32"/>
-                        </w:rPr>
-                        <w:t xml:space="preserve"> Admin</w:t>
-                      </w:r>
-                      <w:r>
-                        <w:rPr>
-                          <w:rFonts w:ascii="TH SarabunPSK" w:eastAsia="Calibri" w:hAnsi="TH SarabunPSK" w:cs="TH SarabunPSK"/>
-                          <w:spacing w:val="-6"/>
-                          <w:sz w:val="32"/>
-                          <w:szCs w:val="32"/>
-                        </w:rPr>
-                        <w:t xml:space="preserve"> </w:t>
-                      </w:r>
-                    </w:p>
-                    <w:p>
-                      <w:pPr>
-                        <w:spacing w:after="0"/>
-                        <w:jc w:val="thaiDistribute"/>
-                        <w:rPr>
-                          <w:rFonts w:ascii="TH SarabunPSK" w:eastAsia="Calibri" w:hAnsi="TH SarabunPSK" w:cs="TH SarabunPSK"/>
-                          <w:spacing w:val="-6"/>
-                          <w:sz w:val="32"/>
-                          <w:szCs w:val="32"/>
-                        </w:rPr>
-                      </w:pPr>
-                      <w:r>
-                        <w:rPr>
-                          <w:rFonts w:ascii="TH SarabunPSK" w:eastAsia="Calibri" w:hAnsi="TH SarabunPSK" w:cs="TH SarabunPSK"/>
-                          <w:spacing w:val="-6"/>
-                          <w:sz w:val="32"/>
-                          <w:szCs w:val="32"/>
-                        </w:rPr>
-                        <w:t>Username :</w:t>
-                      </w:r>
-                      <w:r>
-                        <w:rPr>
-                          <w:rFonts w:ascii="TH SarabunPSK" w:eastAsia="Calibri" w:hAnsi="TH SarabunPSK" w:cs="TH SarabunPSK"/>
-                          <w:spacing w:val="-6"/>
-                          <w:sz w:val="32"/>
-                          <w:szCs w:val="32"/>
-                        </w:rPr>
-                        <w:t xml:space="preserve"> @dminproject</w:t>
-                      </w:r>
-                    </w:p>
-                    <w:p>
-                      <w:pPr>
-                        <w:spacing w:after="0"/>
-                        <w:jc w:val="thaiDistribute"/>
-                        <w:rPr>
-                          <w:rFonts w:ascii="TH SarabunPSK" w:hAnsi="TH SarabunPSK" w:cs="TH SarabunPSK"/>
-                          <w:sz w:val="32"/>
-                          <w:szCs w:val="32"/>
-                        </w:rPr>
-                      </w:pPr>
-                      <w:r>
-                        <w:rPr>
-                          <w:rFonts w:ascii="TH SarabunPSK" w:eastAsia="Calibri" w:hAnsi="TH SarabunPSK" w:cs="TH SarabunPSK"/>
-                          <w:spacing w:val="-6"/>
-                          <w:sz w:val="32"/>
-                          <w:szCs w:val="32"/>
-                        </w:rPr>
-                        <w:t xml:space="preserve">Pwd : </w:t>
-                      </w:r>
-                      <w:r>
-                        <w:rPr>
-                          <w:rFonts w:ascii="TH SarabunPSK" w:eastAsia="Calibri" w:hAnsi="TH SarabunPSK" w:cs="TH SarabunPSK"/>
-                          <w:spacing w:val="-6"/>
-                          <w:sz w:val="32"/>
-                          <w:szCs w:val="32"/>
-                        </w:rPr>
-                        <w:t>@dminpwd</w:t>
+                        <w:t xml:space="preserve">สามารถเทสได้เลย </w:t>
                       </w:r>
                     </w:p>
                   </w:txbxContent>
@@ -5620,7 +4756,7 @@
 </file>
 
 <file path=word/numbering.xml><?xml version="1.0" encoding="utf-8"?>
-<w:numbering xmlns:wpc="http://schemas.microsoft.com/office/word/2010/wordprocessingCanvas" xmlns:cx="http://schemas.microsoft.com/office/drawing/2014/chartex" xmlns:cx1="http://schemas.microsoft.com/office/drawing/2015/9/8/chartex" xmlns:cx2="http://schemas.microsoft.com/office/drawing/2015/10/21/chartex" xmlns:cx3="http://schemas.microsoft.com/office/drawing/2016/5/9/chartex" xmlns:cx4="http://schemas.microsoft.com/office/drawing/2016/5/10/chartex" xmlns:cx5="http://schemas.microsoft.com/office/drawing/2016/5/11/chartex" xmlns:cx6="http://schemas.microsoft.com/office/drawing/2016/5/12/chartex" xmlns:cx7="http://schemas.microsoft.com/office/drawing/2016/5/13/chartex" xmlns:cx8="http://schemas.microsoft.com/office/drawing/2016/5/14/chartex" xmlns:mc="http://schemas.openxmlformats.org/markup-compatibility/2006" xmlns:aink="http://schemas.microsoft.com/office/drawing/2016/ink" xmlns:am3d="http://schemas.microsoft.com/office/drawing/2017/model3d" xmlns:o="urn:schemas-microsoft-com:office:office" xmlns:r="http://schemas.openxmlformats.org/officeDocument/2006/relationships" xmlns:m="http://schemas.openxmlformats.org/officeDocument/2006/math" xmlns:v="urn:schemas-microsoft-com:vml" xmlns:wp14="http://schemas.microsoft.com/office/word/2010/wordprocessingDrawing" xmlns:wp="http://schemas.openxmlformats.org/drawingml/2006/wordprocessingDrawing" xmlns:w10="urn:schemas-microsoft-com:office:word" xmlns:w="http://schemas.openxmlformats.org/wordprocessingml/2006/main" xmlns:w14="http://schemas.microsoft.com/office/word/2010/wordml" xmlns:w15="http://schemas.microsoft.com/office/word/2012/wordml" xmlns:w16cex="http://schemas.microsoft.com/office/word/2018/wordml/cex" xmlns:w16cid="http://schemas.microsoft.com/office/word/2016/wordml/cid" xmlns:w16="http://schemas.microsoft.com/office/word/2018/wordml" xmlns:w16sdtdh="http://schemas.microsoft.com/office/word/2020/wordml/sdtdatahash" xmlns:w16se="http://schemas.microsoft.com/office/word/2015/wordml/symex" xmlns:wpg="http://schemas.microsoft.com/office/word/2010/wordprocessingGroup" xmlns:wpi="http://schemas.microsoft.com/office/word/2010/wordprocessingInk" xmlns:wne="http://schemas.microsoft.com/office/word/2006/wordml" xmlns:wps="http://schemas.microsoft.com/office/word/2010/wordprocessingShape" mc:Ignorable="w14 w15 w16se w16cid w16 w16cex w16sdtdh wp14">
+<w:numbering xmlns:wpc="http://schemas.microsoft.com/office/word/2010/wordprocessingCanvas" xmlns:cx="http://schemas.microsoft.com/office/drawing/2014/chartex" xmlns:cx1="http://schemas.microsoft.com/office/drawing/2015/9/8/chartex" xmlns:cx2="http://schemas.microsoft.com/office/drawing/2015/10/21/chartex" xmlns:cx3="http://schemas.microsoft.com/office/drawing/2016/5/9/chartex" xmlns:cx4="http://schemas.microsoft.com/office/drawing/2016/5/10/chartex" xmlns:cx5="http://schemas.microsoft.com/office/drawing/2016/5/11/chartex" xmlns:cx6="http://schemas.microsoft.com/office/drawing/2016/5/12/chartex" xmlns:cx7="http://schemas.microsoft.com/office/drawing/2016/5/13/chartex" xmlns:cx8="http://schemas.microsoft.com/office/drawing/2016/5/14/chartex" xmlns:mc="http://schemas.openxmlformats.org/markup-compatibility/2006" xmlns:aink="http://schemas.microsoft.com/office/drawing/2016/ink" xmlns:am3d="http://schemas.microsoft.com/office/drawing/2017/model3d" xmlns:o="urn:schemas-microsoft-com:office:office" xmlns:oel="http://schemas.microsoft.com/office/2019/extlst" xmlns:r="http://schemas.openxmlformats.org/officeDocument/2006/relationships" xmlns:m="http://schemas.openxmlformats.org/officeDocument/2006/math" xmlns:v="urn:schemas-microsoft-com:vml" xmlns:wp14="http://schemas.microsoft.com/office/word/2010/wordprocessingDrawing" xmlns:wp="http://schemas.openxmlformats.org/drawingml/2006/wordprocessingDrawing" xmlns:w10="urn:schemas-microsoft-com:office:word" xmlns:w="http://schemas.openxmlformats.org/wordprocessingml/2006/main" xmlns:w14="http://schemas.microsoft.com/office/word/2010/wordml" xmlns:w15="http://schemas.microsoft.com/office/word/2012/wordml" xmlns:w16cex="http://schemas.microsoft.com/office/word/2018/wordml/cex" xmlns:w16cid="http://schemas.microsoft.com/office/word/2016/wordml/cid" xmlns:w16="http://schemas.microsoft.com/office/word/2018/wordml" xmlns:w16du="http://schemas.microsoft.com/office/word/2023/wordml/word16du" xmlns:w16sdtdh="http://schemas.microsoft.com/office/word/2020/wordml/sdtdatahash" xmlns:w16sdtfl="http://schemas.microsoft.com/office/word/2024/wordml/sdtformatlock" xmlns:w16se="http://schemas.microsoft.com/office/word/2015/wordml/symex" xmlns:wpg="http://schemas.microsoft.com/office/word/2010/wordprocessingGroup" xmlns:wpi="http://schemas.microsoft.com/office/word/2010/wordprocessingInk" xmlns:wne="http://schemas.microsoft.com/office/word/2006/wordml" xmlns:wps="http://schemas.microsoft.com/office/word/2010/wordprocessingShape" mc:Ignorable="w14 w15 w16se w16cid w16 w16cex w16sdtdh w16sdtfl w16du wp14">
   <w:abstractNum w:abstractNumId="0" w15:restartNumberingAfterBreak="0">
     <w:nsid w:val="326C0AD9"/>
     <w:multiLevelType w:val="hybridMultilevel"/>
@@ -5800,17 +4936,17 @@
       </w:pPr>
     </w:lvl>
   </w:abstractNum>
-  <w:num w:numId="1">
+  <w:num w:numId="1" w16cid:durableId="457917580">
     <w:abstractNumId w:val="0"/>
   </w:num>
-  <w:num w:numId="2">
+  <w:num w:numId="2" w16cid:durableId="627318278">
     <w:abstractNumId w:val="1"/>
   </w:num>
 </w:numbering>
 </file>
 
 <file path=word/styles.xml><?xml version="1.0" encoding="utf-8"?>
-<w:styles xmlns:mc="http://schemas.openxmlformats.org/markup-compatibility/2006" xmlns:r="http://schemas.openxmlformats.org/officeDocument/2006/relationships" xmlns:w="http://schemas.openxmlformats.org/wordprocessingml/2006/main" xmlns:w14="http://schemas.microsoft.com/office/word/2010/wordml" xmlns:w15="http://schemas.microsoft.com/office/word/2012/wordml" xmlns:w16cex="http://schemas.microsoft.com/office/word/2018/wordml/cex" xmlns:w16cid="http://schemas.microsoft.com/office/word/2016/wordml/cid" xmlns:w16="http://schemas.microsoft.com/office/word/2018/wordml" xmlns:w16sdtdh="http://schemas.microsoft.com/office/word/2020/wordml/sdtdatahash" xmlns:w16se="http://schemas.microsoft.com/office/word/2015/wordml/symex" mc:Ignorable="w14 w15 w16se w16cid w16 w16cex w16sdtdh">
+<w:styles xmlns:mc="http://schemas.openxmlformats.org/markup-compatibility/2006" xmlns:r="http://schemas.openxmlformats.org/officeDocument/2006/relationships" xmlns:w="http://schemas.openxmlformats.org/wordprocessingml/2006/main" xmlns:w14="http://schemas.microsoft.com/office/word/2010/wordml" xmlns:w15="http://schemas.microsoft.com/office/word/2012/wordml" xmlns:w16cex="http://schemas.microsoft.com/office/word/2018/wordml/cex" xmlns:w16cid="http://schemas.microsoft.com/office/word/2016/wordml/cid" xmlns:w16="http://schemas.microsoft.com/office/word/2018/wordml" xmlns:w16du="http://schemas.microsoft.com/office/word/2023/wordml/word16du" xmlns:w16sdtdh="http://schemas.microsoft.com/office/word/2020/wordml/sdtdatahash" xmlns:w16sdtfl="http://schemas.microsoft.com/office/word/2024/wordml/sdtformatlock" xmlns:w16se="http://schemas.microsoft.com/office/word/2015/wordml/symex" mc:Ignorable="w14 w15 w16se w16cid w16 w16cex w16sdtdh w16sdtfl w16du">
   <w:docDefaults>
     <w:rPrDefault>
       <w:rPr>
@@ -6204,17 +5340,17 @@
     <w:lsdException w:name="Unresolved Mention" w:semiHidden="1" w:unhideWhenUsed="1"/>
     <w:lsdException w:name="Smart Link" w:semiHidden="1" w:unhideWhenUsed="1"/>
   </w:latentStyles>
-  <w:style w:type="paragraph" w:default="1" w:styleId="Normal">
+  <w:style w:type="paragraph" w:default="1" w:styleId="a">
     <w:name w:val="Normal"/>
     <w:qFormat/>
   </w:style>
-  <w:style w:type="character" w:default="1" w:styleId="DefaultParagraphFont">
+  <w:style w:type="character" w:default="1" w:styleId="a0">
     <w:name w:val="Default Paragraph Font"/>
     <w:uiPriority w:val="1"/>
     <w:semiHidden/>
     <w:unhideWhenUsed/>
   </w:style>
-  <w:style w:type="table" w:default="1" w:styleId="TableNormal">
+  <w:style w:type="table" w:default="1" w:styleId="a1">
     <w:name w:val="Normal Table"/>
     <w:uiPriority w:val="99"/>
     <w:semiHidden/>
@@ -6229,15 +5365,15 @@
       </w:tblCellMar>
     </w:tblPr>
   </w:style>
-  <w:style w:type="numbering" w:default="1" w:styleId="NoList">
+  <w:style w:type="numbering" w:default="1" w:styleId="a2">
     <w:name w:val="No List"/>
     <w:uiPriority w:val="99"/>
     <w:semiHidden/>
     <w:unhideWhenUsed/>
   </w:style>
-  <w:style w:type="paragraph" w:styleId="ListParagraph">
+  <w:style w:type="paragraph" w:styleId="a3">
     <w:name w:val="List Paragraph"/>
-    <w:basedOn w:val="Normal"/>
+    <w:basedOn w:val="a"/>
     <w:uiPriority w:val="34"/>
     <w:qFormat/>
     <w:rsid w:val="00CC245C"/>
@@ -6246,9 +5382,9 @@
       <w:contextualSpacing/>
     </w:pPr>
   </w:style>
-  <w:style w:type="table" w:styleId="TableGrid">
+  <w:style w:type="table" w:styleId="a4">
     <w:name w:val="Table Grid"/>
-    <w:basedOn w:val="TableNormal"/>
+    <w:basedOn w:val="a1"/>
     <w:uiPriority w:val="39"/>
     <w:rsid w:val="00CC245C"/>
     <w:pPr>
@@ -6265,15 +5401,27 @@
       </w:tblBorders>
     </w:tblPr>
   </w:style>
-  <w:style w:type="character" w:styleId="Hyperlink">
+  <w:style w:type="character" w:styleId="a5">
     <w:name w:val="Hyperlink"/>
-    <w:basedOn w:val="DefaultParagraphFont"/>
+    <w:basedOn w:val="a0"/>
     <w:uiPriority w:val="99"/>
     <w:unhideWhenUsed/>
     <w:rsid w:val="00CB6DEC"/>
     <w:rPr>
       <w:color w:val="0000FF"/>
       <w:u w:val="single"/>
+    </w:rPr>
+  </w:style>
+  <w:style w:type="character" w:styleId="a6">
+    <w:name w:val="Unresolved Mention"/>
+    <w:basedOn w:val="a0"/>
+    <w:uiPriority w:val="99"/>
+    <w:semiHidden/>
+    <w:unhideWhenUsed/>
+    <w:rsid w:val="00647B24"/>
+    <w:rPr>
+      <w:color w:val="605E5C"/>
+      <w:shd w:val="clear" w:color="auto" w:fill="E1DFDD"/>
     </w:rPr>
   </w:style>
 </w:styles>
